--- a/admin/entwicklung/vorlagen/loeschkonzept.docx
+++ b/admin/entwicklung/vorlagen/loeschkonzept.docx
@@ -1810,7 +1810,23 @@
         <w:pStyle w:val="Compact"/>
       </w:pPr>
       <w:r>
-        <w:t xml:space="preserve">Löschungen auf Verlangen und das regelmäßige Löschen hält [Wer] in [einer Mappe „Datenschutzanfragen“ / einer Liste] fest: Datum, Anlass, welche Datenarten –</w:t>
+        <w:t xml:space="preserve">Das DMS führt ein</w:t>
+      </w:r>
+      <w:r>
+        <w:t xml:space="preserve"> </w:t>
+      </w:r>
+      <w:r>
+        <w:rPr>
+          <w:bCs/>
+          <w:b/>
+        </w:rPr>
+        <w:t xml:space="preserve">Löschprotokoll</w:t>
+      </w:r>
+      <w:r>
+        <w:t xml:space="preserve"> </w:t>
+      </w:r>
+      <w:r>
+        <w:t xml:space="preserve">(Werkbank → Datenschutz → Löschprotokoll): je gelöschter Mappe Mappentyp, Id und Nummer, wann, von wem, warum und in welchem Vorgang; je gelöschtem Dokument die Prüfsumme (SHA-256), Größe, Dateityp und Seitenzahl –</w:t>
       </w:r>
       <w:r>
         <w:t xml:space="preserve"> </w:t>
@@ -1826,7 +1842,19 @@
         <w:t xml:space="preserve"> </w:t>
       </w:r>
       <w:r>
-        <w:t xml:space="preserve">die gelöschten Daten selbst.</w:t>
+        <w:t xml:space="preserve">Titel, Feldwerte und Dateinamen. Es lässt sich nicht ändern und bleibt [10] Jahre.</w:t>
+      </w:r>
+    </w:p>
+    <w:p>
+      <w:pPr>
+        <w:numPr>
+          <w:ilvl w:val="0"/>
+          <w:numId w:val="1007"/>
+        </w:numPr>
+        <w:pStyle w:val="Compact"/>
+      </w:pPr>
+      <w:r>
+        <w:t xml:space="preserve">Bei Löschungen auf Verlangen wählt, wer löscht, den Grund „Auf Verlangen der betroffenen Person“. [Wer] gibt das Löschprotokoll bei Bedarf als PDF aus.</w:t>
       </w:r>
     </w:p>
     <w:p>
